--- a/PySupport/AdjustedNasdaq/docs/solution_elements.docx
+++ b/PySupport/AdjustedNasdaq/docs/solution_elements.docx
@@ -14,13 +14,13 @@
     <w:tbl>
       <w:tblPr>
         <w:tblStyle w:val="TableGrid"/>
-        <w:tblW w:w="0" w:type="auto"/>
+        <w:tblW w:w="13179" w:type="dxa"/>
         <w:tblLook w:val="04A0" w:firstRow="1" w:lastRow="0" w:firstColumn="1" w:lastColumn="0" w:noHBand="0" w:noVBand="1"/>
       </w:tblPr>
       <w:tblGrid>
-        <w:gridCol w:w="2951"/>
-        <w:gridCol w:w="1819"/>
-        <w:gridCol w:w="2135"/>
+        <w:gridCol w:w="3142"/>
+        <w:gridCol w:w="1985"/>
+        <w:gridCol w:w="3472"/>
         <w:gridCol w:w="2104"/>
         <w:gridCol w:w="2721"/>
       </w:tblGrid>
@@ -69,7 +69,7 @@
         </w:tc>
         <w:tc>
           <w:tcPr>
-            <w:tcW w:w="0" w:type="auto"/>
+            <w:tcW w:w="3572" w:type="dxa"/>
             <w:shd w:val="clear" w:color="auto" w:fill="D0CECE" w:themeFill="background2" w:themeFillShade="E6"/>
           </w:tcPr>
           <w:p>
@@ -176,7 +176,7 @@
         </w:tc>
         <w:tc>
           <w:tcPr>
-            <w:tcW w:w="0" w:type="auto"/>
+            <w:tcW w:w="3572" w:type="dxa"/>
             <w:vAlign w:val="center"/>
           </w:tcPr>
           <w:p>
@@ -283,7 +283,7 @@
         </w:tc>
         <w:tc>
           <w:tcPr>
-            <w:tcW w:w="0" w:type="auto"/>
+            <w:tcW w:w="3572" w:type="dxa"/>
             <w:vAlign w:val="center"/>
           </w:tcPr>
           <w:p>
@@ -348,7 +348,7 @@
       <w:tr>
         <w:tc>
           <w:tcPr>
-            <w:tcW w:w="0" w:type="auto"/>
+            <w:tcW w:w="13179" w:type="dxa"/>
             <w:gridSpan w:val="5"/>
             <w:vAlign w:val="center"/>
           </w:tcPr>
@@ -435,7 +435,7 @@
         </w:tc>
         <w:tc>
           <w:tcPr>
-            <w:tcW w:w="0" w:type="auto"/>
+            <w:tcW w:w="3572" w:type="dxa"/>
             <w:vAlign w:val="center"/>
           </w:tcPr>
           <w:p>
@@ -536,7 +536,7 @@
         </w:tc>
         <w:tc>
           <w:tcPr>
-            <w:tcW w:w="0" w:type="auto"/>
+            <w:tcW w:w="3572" w:type="dxa"/>
             <w:vAlign w:val="center"/>
           </w:tcPr>
           <w:p>
@@ -622,7 +622,7 @@
         </w:tc>
         <w:tc>
           <w:tcPr>
-            <w:tcW w:w="0" w:type="auto"/>
+            <w:tcW w:w="3572" w:type="dxa"/>
             <w:vAlign w:val="center"/>
           </w:tcPr>
           <w:p>
@@ -697,34 +697,70 @@
                 <w:szCs w:val="20"/>
               </w:rPr>
             </w:pPr>
-          </w:p>
-        </w:tc>
-        <w:tc>
-          <w:tcPr>
-            <w:tcW w:w="0" w:type="auto"/>
-            <w:vAlign w:val="center"/>
-          </w:tcPr>
-          <w:p>
-            <w:pPr>
-              <w:rPr>
-                <w:sz w:val="20"/>
-                <w:szCs w:val="20"/>
-              </w:rPr>
-            </w:pPr>
-          </w:p>
-        </w:tc>
-        <w:tc>
-          <w:tcPr>
-            <w:tcW w:w="0" w:type="auto"/>
-            <w:vAlign w:val="center"/>
-          </w:tcPr>
-          <w:p>
-            <w:pPr>
-              <w:rPr>
-                <w:sz w:val="20"/>
-                <w:szCs w:val="20"/>
-              </w:rPr>
-            </w:pPr>
+            <w:r>
+              <w:rPr>
+                <w:sz w:val="20"/>
+                <w:szCs w:val="20"/>
+              </w:rPr>
+              <w:t>Prompt_CPI_Monthly_to_daily.docx</w:t>
+            </w:r>
+          </w:p>
+        </w:tc>
+        <w:tc>
+          <w:tcPr>
+            <w:tcW w:w="0" w:type="auto"/>
+            <w:vAlign w:val="center"/>
+          </w:tcPr>
+          <w:p>
+            <w:pPr>
+              <w:rPr>
+                <w:sz w:val="20"/>
+                <w:szCs w:val="20"/>
+              </w:rPr>
+            </w:pPr>
+            <w:r>
+              <w:rPr>
+                <w:sz w:val="20"/>
+                <w:szCs w:val="20"/>
+              </w:rPr>
+              <w:t>convert_rates.py</w:t>
+            </w:r>
+          </w:p>
+          <w:p>
+            <w:pPr>
+              <w:rPr>
+                <w:sz w:val="20"/>
+                <w:szCs w:val="20"/>
+              </w:rPr>
+            </w:pPr>
+            <w:r>
+              <w:rPr>
+                <w:sz w:val="20"/>
+                <w:szCs w:val="20"/>
+              </w:rPr>
+              <w:t>test_convert_rates.py</w:t>
+            </w:r>
+          </w:p>
+        </w:tc>
+        <w:tc>
+          <w:tcPr>
+            <w:tcW w:w="3572" w:type="dxa"/>
+            <w:vAlign w:val="center"/>
+          </w:tcPr>
+          <w:p>
+            <w:pPr>
+              <w:rPr>
+                <w:sz w:val="20"/>
+                <w:szCs w:val="20"/>
+              </w:rPr>
+            </w:pPr>
+            <w:r>
+              <w:rPr>
+                <w:sz w:val="20"/>
+                <w:szCs w:val="20"/>
+              </w:rPr>
+              <w:t>CPI_Create_daily_from_monthly_log.txt</w:t>
+            </w:r>
           </w:p>
         </w:tc>
         <w:tc>
@@ -787,7 +823,7 @@
         </w:tc>
         <w:tc>
           <w:tcPr>
-            <w:tcW w:w="0" w:type="auto"/>
+            <w:tcW w:w="3572" w:type="dxa"/>
             <w:vAlign w:val="center"/>
           </w:tcPr>
           <w:p>
@@ -859,7 +895,7 @@
         </w:tc>
         <w:tc>
           <w:tcPr>
-            <w:tcW w:w="0" w:type="auto"/>
+            <w:tcW w:w="3572" w:type="dxa"/>
             <w:vAlign w:val="center"/>
           </w:tcPr>
           <w:p>
@@ -931,7 +967,7 @@
         </w:tc>
         <w:tc>
           <w:tcPr>
-            <w:tcW w:w="0" w:type="auto"/>
+            <w:tcW w:w="3572" w:type="dxa"/>
             <w:vAlign w:val="center"/>
           </w:tcPr>
           <w:p>

--- a/PySupport/AdjustedNasdaq/docs/solution_elements.docx
+++ b/PySupport/AdjustedNasdaq/docs/solution_elements.docx
@@ -15,16 +15,20 @@
       <w:tblPr>
         <w:tblStyle w:val="TableGrid"/>
         <w:tblW w:w="13179" w:type="dxa"/>
+        <w:jc w:val="center"/>
         <w:tblLook w:val="04A0" w:firstRow="1" w:lastRow="0" w:firstColumn="1" w:lastColumn="0" w:noHBand="0" w:noVBand="1"/>
       </w:tblPr>
       <w:tblGrid>
-        <w:gridCol w:w="3142"/>
-        <w:gridCol w:w="1985"/>
-        <w:gridCol w:w="3472"/>
-        <w:gridCol w:w="2104"/>
+        <w:gridCol w:w="3559"/>
+        <w:gridCol w:w="2285"/>
+        <w:gridCol w:w="3872"/>
+        <w:gridCol w:w="2721"/>
         <w:gridCol w:w="2721"/>
       </w:tblGrid>
       <w:tr>
+        <w:trPr>
+          <w:jc w:val="center"/>
+        </w:trPr>
         <w:tc>
           <w:tcPr>
             <w:tcW w:w="0" w:type="auto"/>
@@ -132,6 +136,9 @@
         </w:tc>
       </w:tr>
       <w:tr>
+        <w:trPr>
+          <w:jc w:val="center"/>
+        </w:trPr>
         <w:tc>
           <w:tcPr>
             <w:tcW w:w="0" w:type="auto"/>
@@ -181,6 +188,7 @@
           </w:tcPr>
           <w:p>
             <w:pPr>
+              <w:jc w:val="both"/>
               <w:rPr>
                 <w:sz w:val="20"/>
                 <w:szCs w:val="20"/>
@@ -239,6 +247,9 @@
         </w:tc>
       </w:tr>
       <w:tr>
+        <w:trPr>
+          <w:jc w:val="center"/>
+        </w:trPr>
         <w:tc>
           <w:tcPr>
             <w:tcW w:w="0" w:type="auto"/>
@@ -288,6 +299,7 @@
           </w:tcPr>
           <w:p>
             <w:pPr>
+              <w:jc w:val="both"/>
               <w:rPr>
                 <w:sz w:val="20"/>
                 <w:szCs w:val="20"/>
@@ -346,6 +358,9 @@
         </w:tc>
       </w:tr>
       <w:tr>
+        <w:trPr>
+          <w:jc w:val="center"/>
+        </w:trPr>
         <w:tc>
           <w:tcPr>
             <w:tcW w:w="13179" w:type="dxa"/>
@@ -354,6 +369,7 @@
           </w:tcPr>
           <w:p>
             <w:pPr>
+              <w:jc w:val="both"/>
               <w:rPr>
                 <w:rFonts w:ascii="Times New Roman" w:hAnsi="Times New Roman" w:cs="Times New Roman"/>
                 <w:b/>
@@ -376,6 +392,9 @@
         </w:tc>
       </w:tr>
       <w:tr>
+        <w:trPr>
+          <w:jc w:val="center"/>
+        </w:trPr>
         <w:tc>
           <w:tcPr>
             <w:tcW w:w="0" w:type="auto"/>
@@ -440,6 +459,7 @@
           </w:tcPr>
           <w:p>
             <w:pPr>
+              <w:jc w:val="both"/>
               <w:rPr>
                 <w:sz w:val="20"/>
                 <w:szCs w:val="20"/>
@@ -477,6 +497,9 @@
         </w:tc>
       </w:tr>
       <w:tr>
+        <w:trPr>
+          <w:jc w:val="center"/>
+        </w:trPr>
         <w:tc>
           <w:tcPr>
             <w:tcW w:w="0" w:type="auto"/>
@@ -541,6 +564,7 @@
           </w:tcPr>
           <w:p>
             <w:pPr>
+              <w:jc w:val="both"/>
               <w:rPr>
                 <w:sz w:val="20"/>
                 <w:szCs w:val="20"/>
@@ -578,6 +602,9 @@
         </w:tc>
       </w:tr>
       <w:tr>
+        <w:trPr>
+          <w:jc w:val="center"/>
+        </w:trPr>
         <w:tc>
           <w:tcPr>
             <w:tcW w:w="0" w:type="auto"/>
@@ -627,6 +654,7 @@
           </w:tcPr>
           <w:p>
             <w:pPr>
+              <w:jc w:val="both"/>
               <w:rPr>
                 <w:sz w:val="20"/>
                 <w:szCs w:val="20"/>
@@ -685,6 +713,9 @@
         </w:tc>
       </w:tr>
       <w:tr>
+        <w:trPr>
+          <w:jc w:val="center"/>
+        </w:trPr>
         <w:tc>
           <w:tcPr>
             <w:tcW w:w="0" w:type="auto"/>
@@ -749,17 +780,18 @@
           </w:tcPr>
           <w:p>
             <w:pPr>
-              <w:rPr>
-                <w:sz w:val="20"/>
-                <w:szCs w:val="20"/>
-              </w:rPr>
-            </w:pPr>
-            <w:r>
-              <w:rPr>
-                <w:sz w:val="20"/>
-                <w:szCs w:val="20"/>
-              </w:rPr>
-              <w:t>CPI_Create_daily_from_monthly_log.txt</w:t>
+              <w:jc w:val="both"/>
+              <w:rPr>
+                <w:sz w:val="20"/>
+                <w:szCs w:val="20"/>
+              </w:rPr>
+            </w:pPr>
+            <w:r>
+              <w:rPr>
+                <w:sz w:val="20"/>
+                <w:szCs w:val="20"/>
+              </w:rPr>
+              <w:t>CPI_Test_convert_log.txt</w:t>
             </w:r>
           </w:p>
         </w:tc>
@@ -793,32 +825,64 @@
         </w:tc>
       </w:tr>
       <w:tr>
-        <w:tc>
-          <w:tcPr>
-            <w:tcW w:w="0" w:type="auto"/>
-            <w:vAlign w:val="center"/>
-          </w:tcPr>
-          <w:p>
-            <w:pPr>
-              <w:rPr>
-                <w:sz w:val="20"/>
-                <w:szCs w:val="20"/>
-              </w:rPr>
-            </w:pPr>
-          </w:p>
-        </w:tc>
-        <w:tc>
-          <w:tcPr>
-            <w:tcW w:w="0" w:type="auto"/>
-            <w:vAlign w:val="center"/>
-          </w:tcPr>
-          <w:p>
-            <w:pPr>
-              <w:rPr>
-                <w:sz w:val="20"/>
-                <w:szCs w:val="20"/>
-              </w:rPr>
-            </w:pPr>
+        <w:trPr>
+          <w:jc w:val="center"/>
+        </w:trPr>
+        <w:tc>
+          <w:tcPr>
+            <w:tcW w:w="0" w:type="auto"/>
+            <w:vAlign w:val="center"/>
+          </w:tcPr>
+          <w:p>
+            <w:pPr>
+              <w:rPr>
+                <w:sz w:val="20"/>
+                <w:szCs w:val="20"/>
+              </w:rPr>
+            </w:pPr>
+            <w:r>
+              <w:rPr>
+                <w:sz w:val="20"/>
+                <w:szCs w:val="20"/>
+              </w:rPr>
+              <w:t>Prompt_CPI_create_daily_rates_file.docx</w:t>
+            </w:r>
+          </w:p>
+        </w:tc>
+        <w:tc>
+          <w:tcPr>
+            <w:tcW w:w="0" w:type="auto"/>
+            <w:vAlign w:val="center"/>
+          </w:tcPr>
+          <w:p>
+            <w:pPr>
+              <w:rPr>
+                <w:sz w:val="20"/>
+                <w:szCs w:val="20"/>
+              </w:rPr>
+            </w:pPr>
+            <w:r>
+              <w:rPr>
+                <w:sz w:val="20"/>
+                <w:szCs w:val="20"/>
+              </w:rPr>
+              <w:t>monthly_to_daily.py</w:t>
+            </w:r>
+          </w:p>
+          <w:p>
+            <w:pPr>
+              <w:rPr>
+                <w:sz w:val="20"/>
+                <w:szCs w:val="20"/>
+              </w:rPr>
+            </w:pPr>
+            <w:r>
+              <w:rPr>
+                <w:sz w:val="20"/>
+                <w:szCs w:val="20"/>
+              </w:rPr>
+              <w:t>test_monthly_to_daily.py</w:t>
+            </w:r>
           </w:p>
         </w:tc>
         <w:tc>
@@ -828,43 +892,88 @@
           </w:tcPr>
           <w:p>
             <w:pPr>
-              <w:rPr>
-                <w:sz w:val="20"/>
-                <w:szCs w:val="20"/>
-              </w:rPr>
-            </w:pPr>
-          </w:p>
-        </w:tc>
-        <w:tc>
-          <w:tcPr>
-            <w:tcW w:w="0" w:type="auto"/>
-            <w:vAlign w:val="center"/>
-          </w:tcPr>
-          <w:p>
-            <w:pPr>
-              <w:rPr>
-                <w:sz w:val="20"/>
-                <w:szCs w:val="20"/>
-              </w:rPr>
-            </w:pPr>
-          </w:p>
-        </w:tc>
-        <w:tc>
-          <w:tcPr>
-            <w:tcW w:w="0" w:type="auto"/>
-            <w:vAlign w:val="center"/>
-          </w:tcPr>
-          <w:p>
-            <w:pPr>
-              <w:rPr>
-                <w:sz w:val="20"/>
-                <w:szCs w:val="20"/>
-              </w:rPr>
-            </w:pPr>
+              <w:jc w:val="both"/>
+              <w:rPr>
+                <w:sz w:val="20"/>
+                <w:szCs w:val="20"/>
+              </w:rPr>
+            </w:pPr>
+            <w:r>
+              <w:rPr>
+                <w:sz w:val="20"/>
+                <w:szCs w:val="20"/>
+              </w:rPr>
+              <w:t>CPI_Create_daily_from_monthly_log.txt</w:t>
+            </w:r>
+          </w:p>
+          <w:p>
+            <w:pPr>
+              <w:jc w:val="both"/>
+              <w:rPr>
+                <w:sz w:val="20"/>
+                <w:szCs w:val="20"/>
+              </w:rPr>
+            </w:pPr>
+            <w:r>
+              <w:rPr>
+                <w:sz w:val="20"/>
+                <w:szCs w:val="20"/>
+              </w:rPr>
+              <w:t>CPI_Test_create_daily_from_monthly_log.txt</w:t>
+            </w:r>
+          </w:p>
+        </w:tc>
+        <w:tc>
+          <w:tcPr>
+            <w:tcW w:w="0" w:type="auto"/>
+            <w:vAlign w:val="center"/>
+          </w:tcPr>
+          <w:p>
+            <w:pPr>
+              <w:rPr>
+                <w:sz w:val="20"/>
+                <w:szCs w:val="20"/>
+              </w:rPr>
+            </w:pPr>
+            <w:r>
+              <w:rPr>
+                <w:sz w:val="20"/>
+                <w:szCs w:val="20"/>
+              </w:rPr>
+              <w:t>nasdaq_chained_projected.csv</w:t>
+            </w:r>
+          </w:p>
+        </w:tc>
+        <w:tc>
+          <w:tcPr>
+            <w:tcW w:w="0" w:type="auto"/>
+            <w:vAlign w:val="center"/>
+          </w:tcPr>
+          <w:p>
+            <w:pPr>
+              <w:rPr>
+                <w:b/>
+                <w:bCs/>
+                <w:sz w:val="20"/>
+                <w:szCs w:val="20"/>
+              </w:rPr>
+            </w:pPr>
+            <w:r>
+              <w:rPr>
+                <w:b/>
+                <w:bCs/>
+                <w:sz w:val="20"/>
+                <w:szCs w:val="20"/>
+              </w:rPr>
+              <w:t>nasdaq_daily_cpi.csv</w:t>
+            </w:r>
           </w:p>
         </w:tc>
       </w:tr>
       <w:tr>
+        <w:trPr>
+          <w:jc w:val="center"/>
+        </w:trPr>
         <w:tc>
           <w:tcPr>
             <w:tcW w:w="0" w:type="auto"/>
@@ -900,6 +1009,7 @@
           </w:tcPr>
           <w:p>
             <w:pPr>
+              <w:jc w:val="both"/>
               <w:rPr>
                 <w:sz w:val="20"/>
                 <w:szCs w:val="20"/>
@@ -937,6 +1047,9 @@
         </w:tc>
       </w:tr>
       <w:tr>
+        <w:trPr>
+          <w:jc w:val="center"/>
+        </w:trPr>
         <w:tc>
           <w:tcPr>
             <w:tcW w:w="0" w:type="auto"/>
@@ -972,6 +1085,7 @@
           </w:tcPr>
           <w:p>
             <w:pPr>
+              <w:jc w:val="both"/>
               <w:rPr>
                 <w:sz w:val="20"/>
                 <w:szCs w:val="20"/>
@@ -1627,7 +1741,6 @@
   <w:style w:type="character" w:default="1" w:styleId="DefaultParagraphFont">
     <w:name w:val="Default Paragraph Font"/>
     <w:uiPriority w:val="1"/>
-    <w:semiHidden/>
     <w:unhideWhenUsed/>
   </w:style>
   <w:style w:type="table" w:default="1" w:styleId="TableNormal">

--- a/PySupport/AdjustedNasdaq/docs/solution_elements.docx
+++ b/PySupport/AdjustedNasdaq/docs/solution_elements.docx
@@ -11,6 +11,15 @@
         <w:t>Solution Elements</w:t>
       </w:r>
     </w:p>
+    <w:p/>
+    <w:p/>
+    <w:p/>
+    <w:p/>
+    <w:p/>
+    <w:p/>
+    <w:p/>
+    <w:p/>
+    <w:p/>
     <w:tbl>
       <w:tblPr>
         <w:tblStyle w:val="TableGrid"/>
@@ -23,7 +32,7 @@
         <w:gridCol w:w="2285"/>
         <w:gridCol w:w="3872"/>
         <w:gridCol w:w="2721"/>
-        <w:gridCol w:w="2721"/>
+        <w:gridCol w:w="2371"/>
       </w:tblGrid>
       <w:tr>
         <w:trPr>
@@ -232,12 +241,16 @@
           <w:p>
             <w:pPr>
               <w:rPr>
-                <w:sz w:val="20"/>
-                <w:szCs w:val="20"/>
-              </w:rPr>
-            </w:pPr>
-            <w:r>
-              <w:rPr>
+                <w:b/>
+                <w:bCs/>
+                <w:sz w:val="20"/>
+                <w:szCs w:val="20"/>
+              </w:rPr>
+            </w:pPr>
+            <w:r>
+              <w:rPr>
+                <w:b/>
+                <w:bCs/>
                 <w:sz w:val="20"/>
                 <w:szCs w:val="20"/>
               </w:rPr>
@@ -386,7 +399,17 @@
                 <w:sz w:val="22"/>
                 <w:szCs w:val="22"/>
               </w:rPr>
-              <w:t>CPI Cleaning</w:t>
+              <w:t xml:space="preserve">CPI </w:t>
+            </w:r>
+            <w:r>
+              <w:rPr>
+                <w:rFonts w:ascii="Times New Roman" w:hAnsi="Times New Roman" w:cs="Times New Roman"/>
+                <w:b/>
+                <w:bCs/>
+                <w:sz w:val="22"/>
+                <w:szCs w:val="22"/>
+              </w:rPr>
+              <w:t>Augmentation</w:t>
             </w:r>
           </w:p>
         </w:tc>
@@ -570,6 +593,13 @@
                 <w:szCs w:val="20"/>
               </w:rPr>
             </w:pPr>
+            <w:r>
+              <w:rPr>
+                <w:sz w:val="20"/>
+                <w:szCs w:val="20"/>
+              </w:rPr>
+              <w:t>CLI_Test_forecast_log.txt</w:t>
+            </w:r>
           </w:p>
         </w:tc>
         <w:tc>
@@ -707,7 +737,21 @@
                 <w:sz w:val="20"/>
                 <w:szCs w:val="20"/>
               </w:rPr>
-              <w:t>nasdaq_chained_projected.csv</w:t>
+              <w:t>chained_</w:t>
+            </w:r>
+            <w:r>
+              <w:rPr>
+                <w:sz w:val="20"/>
+                <w:szCs w:val="20"/>
+              </w:rPr>
+              <w:t>cpi_</w:t>
+            </w:r>
+            <w:r>
+              <w:rPr>
+                <w:sz w:val="20"/>
+                <w:szCs w:val="20"/>
+              </w:rPr>
+              <w:t>projected.csv</w:t>
             </w:r>
           </w:p>
         </w:tc>
@@ -965,7 +1009,7 @@
                 <w:sz w:val="20"/>
                 <w:szCs w:val="20"/>
               </w:rPr>
-              <w:t>nasdaq_daily_cpi.csv</w:t>
+              <w:t>daily_cpi.csv</w:t>
             </w:r>
           </w:p>
         </w:tc>
@@ -1741,6 +1785,7 @@
   <w:style w:type="character" w:default="1" w:styleId="DefaultParagraphFont">
     <w:name w:val="Default Paragraph Font"/>
     <w:uiPriority w:val="1"/>
+    <w:semiHidden/>
     <w:unhideWhenUsed/>
   </w:style>
   <w:style w:type="table" w:default="1" w:styleId="TableNormal">
